--- a/revision-adc/carta-al-editor.docx
+++ b/revision-adc/carta-al-editor.docx
@@ -33,7 +33,7 @@
         <w:t xml:space="preserve">“</w:t>
       </w:r>
       <w:r>
-        <w:t xml:space="preserve">From social media to generative artificial intelligence: A scoping review of critical digital literacy in formal education, 2016–2026</w:t>
+        <w:t xml:space="preserve">Critical digital literacy in formal education, 2016–2026: A scoping review of research growth, objects of critique and the rise of generative artificial intelligence</w:t>
       </w:r>
       <w:r>
         <w:t xml:space="preserve">”</w:t>
@@ -71,7 +71,7 @@
         <w:pStyle w:val="BodyText"/>
       </w:pPr>
       <w:r>
-        <w:t xml:space="preserve">The review also makes a methodological contribution. It shows that, in this field, screening on titles alone would have missed more than a third of the relevant studies, and it describes a reproducible second screening pass based on field-level searches of abstracts and keywords. All data and code are openly available.</w:t>
+        <w:t xml:space="preserve">The review also makes a methodological contribution. It shows that, in this field, neither titles nor field-level searches of abstracts alone reproduce the final selection (titles alone would have missed about a fifth of the included studies), and it describes a reproducible second screening pass based on those searches. All data and code are openly available.</w:t>
       </w:r>
     </w:p>
     <w:p>

--- a/revision-adc/carta-al-editor.docx
+++ b/revision-adc/carta-al-editor.docx
@@ -71,7 +71,7 @@
         <w:pStyle w:val="BodyText"/>
       </w:pPr>
       <w:r>
-        <w:t xml:space="preserve">The review also makes a methodological contribution. It shows that, in this field, neither titles nor field-level searches of abstracts alone reproduce the final selection (titles alone would have missed about a fifth of the included studies), and it describes a reproducible second screening pass based on those searches. All data and code are openly available.</w:t>
+        <w:t xml:space="preserve">The review also makes a methodological contribution. It shows that, in this field, neither titles nor field-level searches of abstracts alone reproduce the final selection (titles alone would have missed about a fifth of the included studies), and it describes a reproducible second screening pass based on those searches. A reading of 38 full texts then tests both the selection and the coding: about a third of the studies indexed under critical digital literacy treat it only in passing, and the coding dictionaries are accurate for some categories, such as artificial intelligence, but miss most work on others. The article reports these checks openly and qualifies its findings accordingly. All data and code are openly available.</w:t>
       </w:r>
     </w:p>
     <w:p>

--- a/revision-adc/carta-al-editor.docx
+++ b/revision-adc/carta-al-editor.docx
@@ -56,6 +56,14 @@
       </w:r>
       <w:r>
         <w:t xml:space="preserve">.</w:t>
+      </w:r>
+    </w:p>
+    <w:p>
+      <w:pPr>
+        <w:pStyle w:val="BodyText"/>
+      </w:pPr>
+      <w:r>
+        <w:t xml:space="preserve">This is a resubmission. The editorial office returned the first submission because the main text was below the journal’s guideline of 8,000 words. The main text now has 8,817 words, excluding the abstract, tables, figures and references. The added material is substantive: a results section on how the three dimensions of critical digital literacy appear in the 25 eligible studies read in full, and discussion sections that relate the findings to earlier reviews and set out implications for practice and for research. The findings and conclusions are unchanged.</w:t>
       </w:r>
     </w:p>
     <w:p>
